--- a/technical_protection_of_information/практики/1/2026/Документы/2. Опись вложения.docx
+++ b/technical_protection_of_information/практики/1/2026/Документы/2. Опись вложения.docx
@@ -170,11 +170,13 @@
             <w:tcW w:type="dxa" w:w="3324"/>
           </w:tcPr>
           <w:p>
-            <w:r/>
+            <w:pPr>
+              <w:spacing w:after="0" w:line="240" w:lineRule="auto"/>
+            </w:pPr>
             <w:r>
               <w:rPr>
                 <w:rFonts w:ascii="Times New Roman" w:hAnsi="Times New Roman"/>
-                <w:sz w:val="24"/>
+                <w:sz w:val="22"/>
               </w:rPr>
               <w:t>1</w:t>
             </w:r>
@@ -185,13 +187,15 @@
             <w:tcW w:type="dxa" w:w="3324"/>
           </w:tcPr>
           <w:p>
-            <w:r/>
+            <w:pPr>
+              <w:spacing w:after="0" w:line="240" w:lineRule="auto"/>
+            </w:pPr>
             <w:r>
               <w:rPr>
                 <w:rFonts w:ascii="Times New Roman" w:hAnsi="Times New Roman"/>
-                <w:sz w:val="24"/>
+                <w:sz w:val="22"/>
               </w:rPr>
-              <w:t>Заявление о предоставлении лицензии (форма — приказ ФСТЭК России от 12.01.2023 № 3)</w:t>
+              <w:t>Заявление о предоставлении лицензии</w:t>
             </w:r>
           </w:p>
         </w:tc>
@@ -200,11 +204,13 @@
             <w:tcW w:type="dxa" w:w="3324"/>
           </w:tcPr>
           <w:p>
-            <w:r/>
+            <w:pPr>
+              <w:spacing w:after="0" w:line="240" w:lineRule="auto"/>
+            </w:pPr>
             <w:r>
               <w:rPr>
                 <w:rFonts w:ascii="Times New Roman" w:hAnsi="Times New Roman"/>
-                <w:sz w:val="24"/>
+                <w:sz w:val="22"/>
               </w:rPr>
               <w:t>2</w:t>
             </w:r>
@@ -217,11 +223,13 @@
             <w:tcW w:type="dxa" w:w="3324"/>
           </w:tcPr>
           <w:p>
-            <w:r/>
+            <w:pPr>
+              <w:spacing w:after="0" w:line="240" w:lineRule="auto"/>
+            </w:pPr>
             <w:r>
               <w:rPr>
                 <w:rFonts w:ascii="Times New Roman" w:hAnsi="Times New Roman"/>
-                <w:sz w:val="24"/>
+                <w:sz w:val="22"/>
               </w:rPr>
               <w:t>2</w:t>
             </w:r>
@@ -232,13 +240,15 @@
             <w:tcW w:type="dxa" w:w="3324"/>
           </w:tcPr>
           <w:p>
-            <w:r/>
+            <w:pPr>
+              <w:spacing w:after="0" w:line="240" w:lineRule="auto"/>
+            </w:pPr>
             <w:r>
               <w:rPr>
                 <w:rFonts w:ascii="Times New Roman" w:hAnsi="Times New Roman"/>
-                <w:sz w:val="24"/>
+                <w:sz w:val="22"/>
               </w:rPr>
-              <w:t>Приложение № 1 — сведения о наличии и квалификации персонала (с копиями дипломов, приказов о назначении, сведений о трудовой деятельности)</w:t>
+              <w:t>Приложение 1 к заявлению — Сведения о персонале</w:t>
             </w:r>
           </w:p>
         </w:tc>
@@ -247,11 +257,808 @@
             <w:tcW w:type="dxa" w:w="3324"/>
           </w:tcPr>
           <w:p>
-            <w:r/>
+            <w:pPr>
+              <w:spacing w:after="0" w:line="240" w:lineRule="auto"/>
+            </w:pPr>
             <w:r>
               <w:rPr>
                 <w:rFonts w:ascii="Times New Roman" w:hAnsi="Times New Roman"/>
-                <w:sz w:val="24"/>
+                <w:sz w:val="22"/>
+              </w:rPr>
+              <w:t>2</w:t>
+            </w:r>
+          </w:p>
+        </w:tc>
+      </w:tr>
+      <w:tr>
+        <w:tc>
+          <w:tcPr>
+            <w:tcW w:type="dxa" w:w="3324"/>
+          </w:tcPr>
+          <w:p>
+            <w:pPr>
+              <w:spacing w:after="0" w:line="240" w:lineRule="auto"/>
+            </w:pPr>
+            <w:r>
+              <w:rPr>
+                <w:rFonts w:ascii="Times New Roman" w:hAnsi="Times New Roman"/>
+                <w:sz w:val="22"/>
+              </w:rPr>
+              <w:t>3</w:t>
+            </w:r>
+          </w:p>
+        </w:tc>
+        <w:tc>
+          <w:tcPr>
+            <w:tcW w:type="dxa" w:w="3324"/>
+          </w:tcPr>
+          <w:p>
+            <w:pPr>
+              <w:spacing w:after="0" w:line="240" w:lineRule="auto"/>
+            </w:pPr>
+            <w:r>
+              <w:rPr>
+                <w:rFonts w:ascii="Times New Roman" w:hAnsi="Times New Roman"/>
+                <w:sz w:val="22"/>
+              </w:rPr>
+              <w:t>Приложение 2 к заявлению — Защищаемые помещения</w:t>
+            </w:r>
+          </w:p>
+        </w:tc>
+        <w:tc>
+          <w:tcPr>
+            <w:tcW w:type="dxa" w:w="3324"/>
+          </w:tcPr>
+          <w:p>
+            <w:pPr>
+              <w:spacing w:after="0" w:line="240" w:lineRule="auto"/>
+            </w:pPr>
+            <w:r>
+              <w:rPr>
+                <w:rFonts w:ascii="Times New Roman" w:hAnsi="Times New Roman"/>
+                <w:sz w:val="22"/>
+              </w:rPr>
+              <w:t>2</w:t>
+            </w:r>
+          </w:p>
+        </w:tc>
+      </w:tr>
+      <w:tr>
+        <w:tc>
+          <w:tcPr>
+            <w:tcW w:type="dxa" w:w="3324"/>
+          </w:tcPr>
+          <w:p>
+            <w:pPr>
+              <w:spacing w:after="0" w:line="240" w:lineRule="auto"/>
+            </w:pPr>
+            <w:r>
+              <w:rPr>
+                <w:rFonts w:ascii="Times New Roman" w:hAnsi="Times New Roman"/>
+                <w:sz w:val="22"/>
+              </w:rPr>
+              <w:t>4</w:t>
+            </w:r>
+          </w:p>
+        </w:tc>
+        <w:tc>
+          <w:tcPr>
+            <w:tcW w:type="dxa" w:w="3324"/>
+          </w:tcPr>
+          <w:p>
+            <w:pPr>
+              <w:spacing w:after="0" w:line="240" w:lineRule="auto"/>
+            </w:pPr>
+            <w:r>
+              <w:rPr>
+                <w:rFonts w:ascii="Times New Roman" w:hAnsi="Times New Roman"/>
+                <w:sz w:val="22"/>
+              </w:rPr>
+              <w:t>Приложение 3 к заявлению — Аттестованные АС</w:t>
+            </w:r>
+          </w:p>
+        </w:tc>
+        <w:tc>
+          <w:tcPr>
+            <w:tcW w:type="dxa" w:w="3324"/>
+          </w:tcPr>
+          <w:p>
+            <w:pPr>
+              <w:spacing w:after="0" w:line="240" w:lineRule="auto"/>
+            </w:pPr>
+            <w:r>
+              <w:rPr>
+                <w:rFonts w:ascii="Times New Roman" w:hAnsi="Times New Roman"/>
+                <w:sz w:val="22"/>
+              </w:rPr>
+              <w:t>6</w:t>
+            </w:r>
+          </w:p>
+        </w:tc>
+      </w:tr>
+      <w:tr>
+        <w:tc>
+          <w:tcPr>
+            <w:tcW w:type="dxa" w:w="3324"/>
+          </w:tcPr>
+          <w:p>
+            <w:pPr>
+              <w:spacing w:after="0" w:line="240" w:lineRule="auto"/>
+            </w:pPr>
+            <w:r>
+              <w:rPr>
+                <w:rFonts w:ascii="Times New Roman" w:hAnsi="Times New Roman"/>
+                <w:sz w:val="22"/>
+              </w:rPr>
+              <w:t>5</w:t>
+            </w:r>
+          </w:p>
+        </w:tc>
+        <w:tc>
+          <w:tcPr>
+            <w:tcW w:type="dxa" w:w="3324"/>
+          </w:tcPr>
+          <w:p>
+            <w:pPr>
+              <w:spacing w:after="0" w:line="240" w:lineRule="auto"/>
+            </w:pPr>
+            <w:r>
+              <w:rPr>
+                <w:rFonts w:ascii="Times New Roman" w:hAnsi="Times New Roman"/>
+                <w:sz w:val="22"/>
+              </w:rPr>
+              <w:t>Приложение 4 к заявлению — Описание техпроцесса</w:t>
+            </w:r>
+          </w:p>
+        </w:tc>
+        <w:tc>
+          <w:tcPr>
+            <w:tcW w:type="dxa" w:w="3324"/>
+          </w:tcPr>
+          <w:p>
+            <w:pPr>
+              <w:spacing w:after="0" w:line="240" w:lineRule="auto"/>
+            </w:pPr>
+            <w:r>
+              <w:rPr>
+                <w:rFonts w:ascii="Times New Roman" w:hAnsi="Times New Roman"/>
+                <w:sz w:val="22"/>
+              </w:rPr>
+              <w:t>3</w:t>
+            </w:r>
+          </w:p>
+        </w:tc>
+      </w:tr>
+      <w:tr>
+        <w:tc>
+          <w:tcPr>
+            <w:tcW w:type="dxa" w:w="3324"/>
+          </w:tcPr>
+          <w:p>
+            <w:pPr>
+              <w:spacing w:after="0" w:line="240" w:lineRule="auto"/>
+            </w:pPr>
+            <w:r>
+              <w:rPr>
+                <w:rFonts w:ascii="Times New Roman" w:hAnsi="Times New Roman"/>
+                <w:sz w:val="22"/>
+              </w:rPr>
+              <w:t>6</w:t>
+            </w:r>
+          </w:p>
+        </w:tc>
+        <w:tc>
+          <w:tcPr>
+            <w:tcW w:type="dxa" w:w="3324"/>
+          </w:tcPr>
+          <w:p>
+            <w:pPr>
+              <w:spacing w:after="0" w:line="240" w:lineRule="auto"/>
+            </w:pPr>
+            <w:r>
+              <w:rPr>
+                <w:rFonts w:ascii="Times New Roman" w:hAnsi="Times New Roman"/>
+                <w:sz w:val="22"/>
+              </w:rPr>
+              <w:t>Приложение 5 к заявлению — Перечень защищаемых ресурсов</w:t>
+            </w:r>
+          </w:p>
+        </w:tc>
+        <w:tc>
+          <w:tcPr>
+            <w:tcW w:type="dxa" w:w="3324"/>
+          </w:tcPr>
+          <w:p>
+            <w:pPr>
+              <w:spacing w:after="0" w:line="240" w:lineRule="auto"/>
+            </w:pPr>
+            <w:r>
+              <w:rPr>
+                <w:rFonts w:ascii="Times New Roman" w:hAnsi="Times New Roman"/>
+                <w:sz w:val="22"/>
+              </w:rPr>
+              <w:t>1</w:t>
+            </w:r>
+          </w:p>
+        </w:tc>
+      </w:tr>
+      <w:tr>
+        <w:tc>
+          <w:tcPr>
+            <w:tcW w:type="dxa" w:w="3324"/>
+          </w:tcPr>
+          <w:p>
+            <w:pPr>
+              <w:spacing w:after="0" w:line="240" w:lineRule="auto"/>
+            </w:pPr>
+            <w:r>
+              <w:rPr>
+                <w:rFonts w:ascii="Times New Roman" w:hAnsi="Times New Roman"/>
+                <w:sz w:val="22"/>
+              </w:rPr>
+              <w:t>7</w:t>
+            </w:r>
+          </w:p>
+        </w:tc>
+        <w:tc>
+          <w:tcPr>
+            <w:tcW w:type="dxa" w:w="3324"/>
+          </w:tcPr>
+          <w:p>
+            <w:pPr>
+              <w:spacing w:after="0" w:line="240" w:lineRule="auto"/>
+            </w:pPr>
+            <w:r>
+              <w:rPr>
+                <w:rFonts w:ascii="Times New Roman" w:hAnsi="Times New Roman"/>
+                <w:sz w:val="22"/>
+              </w:rPr>
+              <w:t>Приложение 6 к заявлению — Сведения об оборудовании</w:t>
+            </w:r>
+          </w:p>
+        </w:tc>
+        <w:tc>
+          <w:tcPr>
+            <w:tcW w:type="dxa" w:w="3324"/>
+          </w:tcPr>
+          <w:p>
+            <w:pPr>
+              <w:spacing w:after="0" w:line="240" w:lineRule="auto"/>
+            </w:pPr>
+            <w:r>
+              <w:rPr>
+                <w:rFonts w:ascii="Times New Roman" w:hAnsi="Times New Roman"/>
+                <w:sz w:val="22"/>
+              </w:rPr>
+              <w:t>8</w:t>
+            </w:r>
+          </w:p>
+        </w:tc>
+      </w:tr>
+      <w:tr>
+        <w:tc>
+          <w:tcPr>
+            <w:tcW w:type="dxa" w:w="3324"/>
+          </w:tcPr>
+          <w:p>
+            <w:pPr>
+              <w:spacing w:after="0" w:line="240" w:lineRule="auto"/>
+            </w:pPr>
+            <w:r>
+              <w:rPr>
+                <w:rFonts w:ascii="Times New Roman" w:hAnsi="Times New Roman"/>
+                <w:sz w:val="22"/>
+              </w:rPr>
+              <w:t>8</w:t>
+            </w:r>
+          </w:p>
+        </w:tc>
+        <w:tc>
+          <w:tcPr>
+            <w:tcW w:type="dxa" w:w="3324"/>
+          </w:tcPr>
+          <w:p>
+            <w:pPr>
+              <w:spacing w:after="0" w:line="240" w:lineRule="auto"/>
+            </w:pPr>
+            <w:r>
+              <w:rPr>
+                <w:rFonts w:ascii="Times New Roman" w:hAnsi="Times New Roman"/>
+                <w:sz w:val="22"/>
+              </w:rPr>
+              <w:t>Приложение 7 к заявлению — Техдокументация и стандарты</w:t>
+            </w:r>
+          </w:p>
+        </w:tc>
+        <w:tc>
+          <w:tcPr>
+            <w:tcW w:type="dxa" w:w="3324"/>
+          </w:tcPr>
+          <w:p>
+            <w:pPr>
+              <w:spacing w:after="0" w:line="240" w:lineRule="auto"/>
+            </w:pPr>
+            <w:r>
+              <w:rPr>
+                <w:rFonts w:ascii="Times New Roman" w:hAnsi="Times New Roman"/>
+                <w:sz w:val="22"/>
+              </w:rPr>
+              <w:t>1</w:t>
+            </w:r>
+          </w:p>
+        </w:tc>
+      </w:tr>
+      <w:tr>
+        <w:tc>
+          <w:tcPr>
+            <w:tcW w:type="dxa" w:w="3324"/>
+          </w:tcPr>
+          <w:p>
+            <w:pPr>
+              <w:spacing w:after="0" w:line="240" w:lineRule="auto"/>
+            </w:pPr>
+            <w:r>
+              <w:rPr>
+                <w:rFonts w:ascii="Times New Roman" w:hAnsi="Times New Roman"/>
+                <w:sz w:val="22"/>
+              </w:rPr>
+              <w:t>9</w:t>
+            </w:r>
+          </w:p>
+        </w:tc>
+        <w:tc>
+          <w:tcPr>
+            <w:tcW w:type="dxa" w:w="3324"/>
+          </w:tcPr>
+          <w:p>
+            <w:pPr>
+              <w:spacing w:after="0" w:line="240" w:lineRule="auto"/>
+            </w:pPr>
+            <w:r>
+              <w:rPr>
+                <w:rFonts w:ascii="Times New Roman" w:hAnsi="Times New Roman"/>
+                <w:sz w:val="22"/>
+              </w:rPr>
+              <w:t>Справка о материально-техническом обеспечении</w:t>
+            </w:r>
+          </w:p>
+        </w:tc>
+        <w:tc>
+          <w:tcPr>
+            <w:tcW w:type="dxa" w:w="3324"/>
+          </w:tcPr>
+          <w:p>
+            <w:pPr>
+              <w:spacing w:after="0" w:line="240" w:lineRule="auto"/>
+            </w:pPr>
+            <w:r>
+              <w:rPr>
+                <w:rFonts w:ascii="Times New Roman" w:hAnsi="Times New Roman"/>
+                <w:sz w:val="22"/>
+              </w:rPr>
+              <w:t>2</w:t>
+            </w:r>
+          </w:p>
+        </w:tc>
+      </w:tr>
+      <w:tr>
+        <w:tc>
+          <w:tcPr>
+            <w:tcW w:type="dxa" w:w="3324"/>
+          </w:tcPr>
+          <w:p>
+            <w:pPr>
+              <w:spacing w:after="0" w:line="240" w:lineRule="auto"/>
+            </w:pPr>
+            <w:r>
+              <w:rPr>
+                <w:rFonts w:ascii="Times New Roman" w:hAnsi="Times New Roman"/>
+                <w:sz w:val="22"/>
+              </w:rPr>
+              <w:t>10</w:t>
+            </w:r>
+          </w:p>
+        </w:tc>
+        <w:tc>
+          <w:tcPr>
+            <w:tcW w:type="dxa" w:w="3324"/>
+          </w:tcPr>
+          <w:p>
+            <w:pPr>
+              <w:spacing w:after="0" w:line="240" w:lineRule="auto"/>
+            </w:pPr>
+            <w:r>
+              <w:rPr>
+                <w:rFonts w:ascii="Times New Roman" w:hAnsi="Times New Roman"/>
+                <w:sz w:val="22"/>
+              </w:rPr>
+              <w:t>Перечень сертифицированных средств защиты информации</w:t>
+            </w:r>
+          </w:p>
+        </w:tc>
+        <w:tc>
+          <w:tcPr>
+            <w:tcW w:type="dxa" w:w="3324"/>
+          </w:tcPr>
+          <w:p>
+            <w:pPr>
+              <w:spacing w:after="0" w:line="240" w:lineRule="auto"/>
+            </w:pPr>
+            <w:r>
+              <w:rPr>
+                <w:rFonts w:ascii="Times New Roman" w:hAnsi="Times New Roman"/>
+                <w:sz w:val="22"/>
+              </w:rPr>
+              <w:t>1</w:t>
+            </w:r>
+          </w:p>
+        </w:tc>
+      </w:tr>
+      <w:tr>
+        <w:tc>
+          <w:tcPr>
+            <w:tcW w:type="dxa" w:w="3324"/>
+          </w:tcPr>
+          <w:p>
+            <w:pPr>
+              <w:spacing w:after="0" w:line="240" w:lineRule="auto"/>
+            </w:pPr>
+            <w:r>
+              <w:rPr>
+                <w:rFonts w:ascii="Times New Roman" w:hAnsi="Times New Roman"/>
+                <w:sz w:val="22"/>
+              </w:rPr>
+              <w:t>11</w:t>
+            </w:r>
+          </w:p>
+        </w:tc>
+        <w:tc>
+          <w:tcPr>
+            <w:tcW w:type="dxa" w:w="3324"/>
+          </w:tcPr>
+          <w:p>
+            <w:pPr>
+              <w:spacing w:after="0" w:line="240" w:lineRule="auto"/>
+            </w:pPr>
+            <w:r>
+              <w:rPr>
+                <w:rFonts w:ascii="Times New Roman" w:hAnsi="Times New Roman"/>
+                <w:sz w:val="22"/>
+              </w:rPr>
+              <w:t>Договор аренды нежилого помещения</w:t>
+            </w:r>
+          </w:p>
+        </w:tc>
+        <w:tc>
+          <w:tcPr>
+            <w:tcW w:type="dxa" w:w="3324"/>
+          </w:tcPr>
+          <w:p>
+            <w:pPr>
+              <w:spacing w:after="0" w:line="240" w:lineRule="auto"/>
+            </w:pPr>
+            <w:r>
+              <w:rPr>
+                <w:rFonts w:ascii="Times New Roman" w:hAnsi="Times New Roman"/>
+                <w:sz w:val="22"/>
+              </w:rPr>
+              <w:t>2</w:t>
+            </w:r>
+          </w:p>
+        </w:tc>
+      </w:tr>
+      <w:tr>
+        <w:tc>
+          <w:tcPr>
+            <w:tcW w:type="dxa" w:w="3324"/>
+          </w:tcPr>
+          <w:p>
+            <w:pPr>
+              <w:spacing w:after="0" w:line="240" w:lineRule="auto"/>
+            </w:pPr>
+            <w:r>
+              <w:rPr>
+                <w:rFonts w:ascii="Times New Roman" w:hAnsi="Times New Roman"/>
+                <w:sz w:val="22"/>
+              </w:rPr>
+              <w:t>12</w:t>
+            </w:r>
+          </w:p>
+        </w:tc>
+        <w:tc>
+          <w:tcPr>
+            <w:tcW w:type="dxa" w:w="3324"/>
+          </w:tcPr>
+          <w:p>
+            <w:pPr>
+              <w:spacing w:after="0" w:line="240" w:lineRule="auto"/>
+            </w:pPr>
+            <w:r>
+              <w:rPr>
+                <w:rFonts w:ascii="Times New Roman" w:hAnsi="Times New Roman"/>
+                <w:sz w:val="22"/>
+              </w:rPr>
+              <w:t>Договор купли-продажи оборудования</w:t>
+            </w:r>
+          </w:p>
+        </w:tc>
+        <w:tc>
+          <w:tcPr>
+            <w:tcW w:type="dxa" w:w="3324"/>
+          </w:tcPr>
+          <w:p>
+            <w:pPr>
+              <w:spacing w:after="0" w:line="240" w:lineRule="auto"/>
+            </w:pPr>
+            <w:r>
+              <w:rPr>
+                <w:rFonts w:ascii="Times New Roman" w:hAnsi="Times New Roman"/>
+                <w:sz w:val="22"/>
+              </w:rPr>
+              <w:t>1</w:t>
+            </w:r>
+          </w:p>
+        </w:tc>
+      </w:tr>
+      <w:tr>
+        <w:tc>
+          <w:tcPr>
+            <w:tcW w:type="dxa" w:w="3324"/>
+          </w:tcPr>
+          <w:p>
+            <w:pPr>
+              <w:spacing w:after="0" w:line="240" w:lineRule="auto"/>
+            </w:pPr>
+            <w:r>
+              <w:rPr>
+                <w:rFonts w:ascii="Times New Roman" w:hAnsi="Times New Roman"/>
+                <w:sz w:val="22"/>
+              </w:rPr>
+              <w:t>13</w:t>
+            </w:r>
+          </w:p>
+        </w:tc>
+        <w:tc>
+          <w:tcPr>
+            <w:tcW w:type="dxa" w:w="3324"/>
+          </w:tcPr>
+          <w:p>
+            <w:pPr>
+              <w:spacing w:after="0" w:line="240" w:lineRule="auto"/>
+            </w:pPr>
+            <w:r>
+              <w:rPr>
+                <w:rFonts w:ascii="Times New Roman" w:hAnsi="Times New Roman"/>
+                <w:sz w:val="22"/>
+              </w:rPr>
+              <w:t>Технический паспорт защищаемого помещения</w:t>
+            </w:r>
+          </w:p>
+        </w:tc>
+        <w:tc>
+          <w:tcPr>
+            <w:tcW w:type="dxa" w:w="3324"/>
+          </w:tcPr>
+          <w:p>
+            <w:pPr>
+              <w:spacing w:after="0" w:line="240" w:lineRule="auto"/>
+            </w:pPr>
+            <w:r>
+              <w:rPr>
+                <w:rFonts w:ascii="Times New Roman" w:hAnsi="Times New Roman"/>
+                <w:sz w:val="22"/>
+              </w:rPr>
+              <w:t>2</w:t>
+            </w:r>
+          </w:p>
+        </w:tc>
+      </w:tr>
+      <w:tr>
+        <w:tc>
+          <w:tcPr>
+            <w:tcW w:type="dxa" w:w="3324"/>
+          </w:tcPr>
+          <w:p>
+            <w:pPr>
+              <w:spacing w:after="0" w:line="240" w:lineRule="auto"/>
+            </w:pPr>
+            <w:r>
+              <w:rPr>
+                <w:rFonts w:ascii="Times New Roman" w:hAnsi="Times New Roman"/>
+                <w:sz w:val="22"/>
+              </w:rPr>
+              <w:t>14</w:t>
+            </w:r>
+          </w:p>
+        </w:tc>
+        <w:tc>
+          <w:tcPr>
+            <w:tcW w:type="dxa" w:w="3324"/>
+          </w:tcPr>
+          <w:p>
+            <w:pPr>
+              <w:spacing w:after="0" w:line="240" w:lineRule="auto"/>
+            </w:pPr>
+            <w:r>
+              <w:rPr>
+                <w:rFonts w:ascii="Times New Roman" w:hAnsi="Times New Roman"/>
+                <w:sz w:val="22"/>
+              </w:rPr>
+              <w:t>Акт классификации автоматизированной системы</w:t>
+            </w:r>
+          </w:p>
+        </w:tc>
+        <w:tc>
+          <w:tcPr>
+            <w:tcW w:type="dxa" w:w="3324"/>
+          </w:tcPr>
+          <w:p>
+            <w:pPr>
+              <w:spacing w:after="0" w:line="240" w:lineRule="auto"/>
+            </w:pPr>
+            <w:r>
+              <w:rPr>
+                <w:rFonts w:ascii="Times New Roman" w:hAnsi="Times New Roman"/>
+                <w:sz w:val="22"/>
+              </w:rPr>
+              <w:t>1</w:t>
+            </w:r>
+          </w:p>
+        </w:tc>
+      </w:tr>
+      <w:tr>
+        <w:tc>
+          <w:tcPr>
+            <w:tcW w:type="dxa" w:w="3324"/>
+          </w:tcPr>
+          <w:p>
+            <w:pPr>
+              <w:spacing w:after="0" w:line="240" w:lineRule="auto"/>
+            </w:pPr>
+            <w:r>
+              <w:rPr>
+                <w:rFonts w:ascii="Times New Roman" w:hAnsi="Times New Roman"/>
+                <w:sz w:val="22"/>
+              </w:rPr>
+              <w:t>15</w:t>
+            </w:r>
+          </w:p>
+        </w:tc>
+        <w:tc>
+          <w:tcPr>
+            <w:tcW w:type="dxa" w:w="3324"/>
+          </w:tcPr>
+          <w:p>
+            <w:pPr>
+              <w:spacing w:after="0" w:line="240" w:lineRule="auto"/>
+            </w:pPr>
+            <w:r>
+              <w:rPr>
+                <w:rFonts w:ascii="Times New Roman" w:hAnsi="Times New Roman"/>
+                <w:sz w:val="22"/>
+              </w:rPr>
+              <w:t>Пояснительная записка к техническому и организационному обеспечению</w:t>
+            </w:r>
+          </w:p>
+        </w:tc>
+        <w:tc>
+          <w:tcPr>
+            <w:tcW w:type="dxa" w:w="3324"/>
+          </w:tcPr>
+          <w:p>
+            <w:pPr>
+              <w:spacing w:after="0" w:line="240" w:lineRule="auto"/>
+            </w:pPr>
+            <w:r>
+              <w:rPr>
+                <w:rFonts w:ascii="Times New Roman" w:hAnsi="Times New Roman"/>
+                <w:sz w:val="22"/>
+              </w:rPr>
+              <w:t>6</w:t>
+            </w:r>
+          </w:p>
+        </w:tc>
+      </w:tr>
+      <w:tr>
+        <w:tc>
+          <w:tcPr>
+            <w:tcW w:type="dxa" w:w="3324"/>
+          </w:tcPr>
+          <w:p>
+            <w:pPr>
+              <w:spacing w:after="0" w:line="240" w:lineRule="auto"/>
+            </w:pPr>
+            <w:r>
+              <w:rPr>
+                <w:rFonts w:ascii="Times New Roman" w:hAnsi="Times New Roman"/>
+                <w:sz w:val="22"/>
+              </w:rPr>
+              <w:t>16</w:t>
+            </w:r>
+          </w:p>
+        </w:tc>
+        <w:tc>
+          <w:tcPr>
+            <w:tcW w:type="dxa" w:w="3324"/>
+          </w:tcPr>
+          <w:p>
+            <w:pPr>
+              <w:spacing w:after="0" w:line="240" w:lineRule="auto"/>
+            </w:pPr>
+            <w:r>
+              <w:rPr>
+                <w:rFonts w:ascii="Times New Roman" w:hAnsi="Times New Roman"/>
+                <w:sz w:val="22"/>
+              </w:rPr>
+              <w:t>Технический паспорт АС Защищённый контур</w:t>
+            </w:r>
+          </w:p>
+        </w:tc>
+        <w:tc>
+          <w:tcPr>
+            <w:tcW w:type="dxa" w:w="3324"/>
+          </w:tcPr>
+          <w:p>
+            <w:pPr>
+              <w:spacing w:after="0" w:line="240" w:lineRule="auto"/>
+            </w:pPr>
+            <w:r>
+              <w:rPr>
+                <w:rFonts w:ascii="Times New Roman" w:hAnsi="Times New Roman"/>
+                <w:sz w:val="22"/>
+              </w:rPr>
+              <w:t>3</w:t>
+            </w:r>
+          </w:p>
+        </w:tc>
+      </w:tr>
+      <w:tr>
+        <w:tc>
+          <w:tcPr>
+            <w:tcW w:type="dxa" w:w="3324"/>
+          </w:tcPr>
+          <w:p>
+            <w:pPr>
+              <w:spacing w:after="0" w:line="240" w:lineRule="auto"/>
+            </w:pPr>
+            <w:r>
+              <w:rPr>
+                <w:rFonts w:ascii="Times New Roman" w:hAnsi="Times New Roman"/>
+                <w:sz w:val="22"/>
+              </w:rPr>
+              <w:t>17</w:t>
+            </w:r>
+          </w:p>
+        </w:tc>
+        <w:tc>
+          <w:tcPr>
+            <w:tcW w:type="dxa" w:w="3324"/>
+          </w:tcPr>
+          <w:p>
+            <w:pPr>
+              <w:spacing w:after="0" w:line="240" w:lineRule="auto"/>
+            </w:pPr>
+            <w:r>
+              <w:rPr>
+                <w:rFonts w:ascii="Times New Roman" w:hAnsi="Times New Roman"/>
+                <w:sz w:val="22"/>
+              </w:rPr>
+              <w:t>Экспликация и исходные данные для Visio</w:t>
+            </w:r>
+          </w:p>
+        </w:tc>
+        <w:tc>
+          <w:tcPr>
+            <w:tcW w:type="dxa" w:w="3324"/>
+          </w:tcPr>
+          <w:p>
+            <w:pPr>
+              <w:spacing w:after="0" w:line="240" w:lineRule="auto"/>
+            </w:pPr>
+            <w:r>
+              <w:rPr>
+                <w:rFonts w:ascii="Times New Roman" w:hAnsi="Times New Roman"/>
+                <w:sz w:val="22"/>
               </w:rPr>
               <w:t>5</w:t>
             </w:r>
@@ -264,13 +1071,15 @@
             <w:tcW w:type="dxa" w:w="3324"/>
           </w:tcPr>
           <w:p>
-            <w:r/>
+            <w:pPr>
+              <w:spacing w:after="0" w:line="240" w:lineRule="auto"/>
+            </w:pPr>
             <w:r>
               <w:rPr>
                 <w:rFonts w:ascii="Times New Roman" w:hAnsi="Times New Roman"/>
-                <w:sz w:val="24"/>
+                <w:sz w:val="22"/>
               </w:rPr>
-              <w:t>3</w:t>
+              <w:t>18</w:t>
             </w:r>
           </w:p>
         </w:tc>
@@ -279,13 +1088,15 @@
             <w:tcW w:type="dxa" w:w="3324"/>
           </w:tcPr>
           <w:p>
-            <w:r/>
+            <w:pPr>
+              <w:spacing w:after="0" w:line="240" w:lineRule="auto"/>
+            </w:pPr>
             <w:r>
               <w:rPr>
                 <w:rFonts w:ascii="Times New Roman" w:hAnsi="Times New Roman"/>
-                <w:sz w:val="24"/>
+                <w:sz w:val="22"/>
               </w:rPr>
-              <w:t>Приложение № 2 — сведения о наличии защищаемых помещений (с копией технического паспорта помещения)</w:t>
+              <w:t>Приказ и список допуска в помещения и к АС</w:t>
             </w:r>
           </w:p>
         </w:tc>
@@ -294,13 +1105,15 @@
             <w:tcW w:type="dxa" w:w="3324"/>
           </w:tcPr>
           <w:p>
-            <w:r/>
+            <w:pPr>
+              <w:spacing w:after="0" w:line="240" w:lineRule="auto"/>
+            </w:pPr>
             <w:r>
               <w:rPr>
                 <w:rFonts w:ascii="Times New Roman" w:hAnsi="Times New Roman"/>
-                <w:sz w:val="24"/>
+                <w:sz w:val="22"/>
               </w:rPr>
-              <w:t>3</w:t>
+              <w:t>1</w:t>
             </w:r>
           </w:p>
         </w:tc>
@@ -311,13 +1124,15 @@
             <w:tcW w:type="dxa" w:w="3324"/>
           </w:tcPr>
           <w:p>
-            <w:r/>
+            <w:pPr>
+              <w:spacing w:after="0" w:line="240" w:lineRule="auto"/>
+            </w:pPr>
             <w:r>
               <w:rPr>
                 <w:rFonts w:ascii="Times New Roman" w:hAnsi="Times New Roman"/>
-                <w:sz w:val="24"/>
+                <w:sz w:val="22"/>
               </w:rPr>
-              <w:t>4</w:t>
+              <w:t>19</w:t>
             </w:r>
           </w:p>
         </w:tc>
@@ -326,13 +1141,15 @@
             <w:tcW w:type="dxa" w:w="3324"/>
           </w:tcPr>
           <w:p>
-            <w:r/>
+            <w:pPr>
+              <w:spacing w:after="0" w:line="240" w:lineRule="auto"/>
+            </w:pPr>
             <w:r>
               <w:rPr>
                 <w:rFonts w:ascii="Times New Roman" w:hAnsi="Times New Roman"/>
-                <w:sz w:val="24"/>
+                <w:sz w:val="22"/>
               </w:rPr>
-              <w:t>Приложение № 3 — сведения об аттестованных автоматизированных системах (с актом классификации АС)</w:t>
+              <w:t>Порядок и журнал учёта носителей</w:t>
             </w:r>
           </w:p>
         </w:tc>
@@ -341,11 +1158,13 @@
             <w:tcW w:type="dxa" w:w="3324"/>
           </w:tcPr>
           <w:p>
-            <w:r/>
+            <w:pPr>
+              <w:spacing w:after="0" w:line="240" w:lineRule="auto"/>
+            </w:pPr>
             <w:r>
               <w:rPr>
                 <w:rFonts w:ascii="Times New Roman" w:hAnsi="Times New Roman"/>
-                <w:sz w:val="24"/>
+                <w:sz w:val="22"/>
               </w:rPr>
               <w:t>2</w:t>
             </w:r>
@@ -358,13 +1177,15 @@
             <w:tcW w:type="dxa" w:w="3324"/>
           </w:tcPr>
           <w:p>
-            <w:r/>
+            <w:pPr>
+              <w:spacing w:after="0" w:line="240" w:lineRule="auto"/>
+            </w:pPr>
             <w:r>
               <w:rPr>
                 <w:rFonts w:ascii="Times New Roman" w:hAnsi="Times New Roman"/>
-                <w:sz w:val="24"/>
+                <w:sz w:val="22"/>
               </w:rPr>
-              <w:t>5</w:t>
+              <w:t>20</w:t>
             </w:r>
           </w:p>
         </w:tc>
@@ -373,13 +1194,15 @@
             <w:tcW w:type="dxa" w:w="3324"/>
           </w:tcPr>
           <w:p>
-            <w:r/>
+            <w:pPr>
+              <w:spacing w:after="0" w:line="240" w:lineRule="auto"/>
+            </w:pPr>
             <w:r>
               <w:rPr>
                 <w:rFonts w:ascii="Times New Roman" w:hAnsi="Times New Roman"/>
-                <w:sz w:val="24"/>
+                <w:sz w:val="22"/>
               </w:rPr>
-              <w:t>Приложение № 4 — описание технологического процесса обработки конфиденциальной информации в АС</w:t>
+              <w:t>Регламент и журнал резервного копирования</w:t>
             </w:r>
           </w:p>
         </w:tc>
@@ -388,11 +1211,13 @@
             <w:tcW w:type="dxa" w:w="3324"/>
           </w:tcPr>
           <w:p>
-            <w:r/>
+            <w:pPr>
+              <w:spacing w:after="0" w:line="240" w:lineRule="auto"/>
+            </w:pPr>
             <w:r>
               <w:rPr>
                 <w:rFonts w:ascii="Times New Roman" w:hAnsi="Times New Roman"/>
-                <w:sz w:val="24"/>
+                <w:sz w:val="22"/>
               </w:rPr>
               <w:t>1</w:t>
             </w:r>
@@ -405,13 +1230,15 @@
             <w:tcW w:type="dxa" w:w="3324"/>
           </w:tcPr>
           <w:p>
-            <w:r/>
+            <w:pPr>
+              <w:spacing w:after="0" w:line="240" w:lineRule="auto"/>
+            </w:pPr>
             <w:r>
               <w:rPr>
                 <w:rFonts w:ascii="Times New Roman" w:hAnsi="Times New Roman"/>
-                <w:sz w:val="24"/>
+                <w:sz w:val="22"/>
               </w:rPr>
-              <w:t>6</w:t>
+              <w:t>21</w:t>
             </w:r>
           </w:p>
         </w:tc>
@@ -420,13 +1247,15 @@
             <w:tcW w:type="dxa" w:w="3324"/>
           </w:tcPr>
           <w:p>
-            <w:r/>
+            <w:pPr>
+              <w:spacing w:after="0" w:line="240" w:lineRule="auto"/>
+            </w:pPr>
             <w:r>
               <w:rPr>
                 <w:rFonts w:ascii="Times New Roman" w:hAnsi="Times New Roman"/>
-                <w:sz w:val="24"/>
+                <w:sz w:val="22"/>
               </w:rPr>
-              <w:t>Приложение № 5 — перечень защищаемых в АС ресурсов</w:t>
+              <w:t>Спецификация материально-технической базы</w:t>
             </w:r>
           </w:p>
         </w:tc>
@@ -435,11 +1264,66 @@
             <w:tcW w:type="dxa" w:w="3324"/>
           </w:tcPr>
           <w:p>
-            <w:r/>
+            <w:pPr>
+              <w:spacing w:after="0" w:line="240" w:lineRule="auto"/>
+            </w:pPr>
             <w:r>
               <w:rPr>
                 <w:rFonts w:ascii="Times New Roman" w:hAnsi="Times New Roman"/>
-                <w:sz w:val="24"/>
+                <w:sz w:val="22"/>
+              </w:rPr>
+              <w:t>5</w:t>
+            </w:r>
+          </w:p>
+        </w:tc>
+      </w:tr>
+      <w:tr>
+        <w:tc>
+          <w:tcPr>
+            <w:tcW w:type="dxa" w:w="3324"/>
+          </w:tcPr>
+          <w:p>
+            <w:pPr>
+              <w:spacing w:after="0" w:line="240" w:lineRule="auto"/>
+            </w:pPr>
+            <w:r>
+              <w:rPr>
+                <w:rFonts w:ascii="Times New Roman" w:hAnsi="Times New Roman"/>
+                <w:sz w:val="22"/>
+              </w:rPr>
+              <w:t>22</w:t>
+            </w:r>
+          </w:p>
+        </w:tc>
+        <w:tc>
+          <w:tcPr>
+            <w:tcW w:type="dxa" w:w="3324"/>
+          </w:tcPr>
+          <w:p>
+            <w:pPr>
+              <w:spacing w:after="0" w:line="240" w:lineRule="auto"/>
+            </w:pPr>
+            <w:r>
+              <w:rPr>
+                <w:rFonts w:ascii="Times New Roman" w:hAnsi="Times New Roman"/>
+                <w:sz w:val="22"/>
+              </w:rPr>
+              <w:t>Акт приёма-передачи оборудования</w:t>
+            </w:r>
+          </w:p>
+        </w:tc>
+        <w:tc>
+          <w:tcPr>
+            <w:tcW w:type="dxa" w:w="3324"/>
+          </w:tcPr>
+          <w:p>
+            <w:pPr>
+              <w:spacing w:after="0" w:line="240" w:lineRule="auto"/>
+            </w:pPr>
+            <w:r>
+              <w:rPr>
+                <w:rFonts w:ascii="Times New Roman" w:hAnsi="Times New Roman"/>
+                <w:sz w:val="22"/>
               </w:rPr>
               <w:t>1</w:t>
             </w:r>
@@ -452,13 +1336,15 @@
             <w:tcW w:type="dxa" w:w="3324"/>
           </w:tcPr>
           <w:p>
-            <w:r/>
+            <w:pPr>
+              <w:spacing w:after="0" w:line="240" w:lineRule="auto"/>
+            </w:pPr>
             <w:r>
               <w:rPr>
                 <w:rFonts w:ascii="Times New Roman" w:hAnsi="Times New Roman"/>
-                <w:sz w:val="24"/>
+                <w:sz w:val="22"/>
               </w:rPr>
-              <w:t>7</w:t>
+              <w:t>23</w:t>
             </w:r>
           </w:p>
         </w:tc>
@@ -467,13 +1353,15 @@
             <w:tcW w:type="dxa" w:w="3324"/>
           </w:tcPr>
           <w:p>
-            <w:r/>
+            <w:pPr>
+              <w:spacing w:after="0" w:line="240" w:lineRule="auto"/>
+            </w:pPr>
             <w:r>
               <w:rPr>
                 <w:rFonts w:ascii="Times New Roman" w:hAnsi="Times New Roman"/>
-                <w:sz w:val="24"/>
+                <w:sz w:val="22"/>
               </w:rPr>
-              <w:t>Приложение № 6 — сведения об оборудовании (с копиями свидетельств о поверке и документов о правах)</w:t>
+              <w:t>Акт приёма-передачи нежилого помещения</w:t>
             </w:r>
           </w:p>
         </w:tc>
@@ -482,58 +1370,13 @@
             <w:tcW w:type="dxa" w:w="3324"/>
           </w:tcPr>
           <w:p>
-            <w:r/>
+            <w:pPr>
+              <w:spacing w:after="0" w:line="240" w:lineRule="auto"/>
+            </w:pPr>
             <w:r>
               <w:rPr>
                 <w:rFonts w:ascii="Times New Roman" w:hAnsi="Times New Roman"/>
-                <w:sz w:val="24"/>
-              </w:rPr>
-              <w:t>3</w:t>
-            </w:r>
-          </w:p>
-        </w:tc>
-      </w:tr>
-      <w:tr>
-        <w:tc>
-          <w:tcPr>
-            <w:tcW w:type="dxa" w:w="3324"/>
-          </w:tcPr>
-          <w:p>
-            <w:r/>
-            <w:r>
-              <w:rPr>
-                <w:rFonts w:ascii="Times New Roman" w:hAnsi="Times New Roman"/>
-                <w:sz w:val="24"/>
-              </w:rPr>
-              <w:t>8</w:t>
-            </w:r>
-          </w:p>
-        </w:tc>
-        <w:tc>
-          <w:tcPr>
-            <w:tcW w:type="dxa" w:w="3324"/>
-          </w:tcPr>
-          <w:p>
-            <w:r/>
-            <w:r>
-              <w:rPr>
-                <w:rFonts w:ascii="Times New Roman" w:hAnsi="Times New Roman"/>
-                <w:sz w:val="24"/>
-              </w:rPr>
-              <w:t>Приложение № 7 — сведения о технической и технологической документации, национальных стандартах и методических документах</w:t>
-            </w:r>
-          </w:p>
-        </w:tc>
-        <w:tc>
-          <w:tcPr>
-            <w:tcW w:type="dxa" w:w="3324"/>
-          </w:tcPr>
-          <w:p>
-            <w:r/>
-            <w:r>
-              <w:rPr>
-                <w:rFonts w:ascii="Times New Roman" w:hAnsi="Times New Roman"/>
-                <w:sz w:val="24"/>
+                <w:sz w:val="22"/>
               </w:rPr>
               <w:t>1</w:t>
             </w:r>
@@ -546,13 +1389,15 @@
             <w:tcW w:type="dxa" w:w="3324"/>
           </w:tcPr>
           <w:p>
-            <w:r/>
+            <w:pPr>
+              <w:spacing w:after="0" w:line="240" w:lineRule="auto"/>
+            </w:pPr>
             <w:r>
               <w:rPr>
                 <w:rFonts w:ascii="Times New Roman" w:hAnsi="Times New Roman"/>
-                <w:sz w:val="24"/>
+                <w:sz w:val="22"/>
               </w:rPr>
-              <w:t>9</w:t>
+              <w:t>24</w:t>
             </w:r>
           </w:p>
         </w:tc>
@@ -561,13 +1406,15 @@
             <w:tcW w:type="dxa" w:w="3324"/>
           </w:tcPr>
           <w:p>
-            <w:r/>
+            <w:pPr>
+              <w:spacing w:after="0" w:line="240" w:lineRule="auto"/>
+            </w:pPr>
             <w:r>
               <w:rPr>
                 <w:rFonts w:ascii="Times New Roman" w:hAnsi="Times New Roman"/>
-                <w:sz w:val="24"/>
+                <w:sz w:val="22"/>
               </w:rPr>
-              <w:t>Приложение № 8 — опись прилагаемых к заявлению документов</w:t>
+              <w:t>Опись прилагаемых документов (приложение № 8)</w:t>
             </w:r>
           </w:p>
         </w:tc>
@@ -576,295 +1423,15 @@
             <w:tcW w:type="dxa" w:w="3324"/>
           </w:tcPr>
           <w:p>
-            <w:r/>
+            <w:pPr>
+              <w:spacing w:after="0" w:line="240" w:lineRule="auto"/>
+            </w:pPr>
             <w:r>
               <w:rPr>
                 <w:rFonts w:ascii="Times New Roman" w:hAnsi="Times New Roman"/>
-                <w:sz w:val="24"/>
-              </w:rPr>
-              <w:t>1</w:t>
-            </w:r>
-          </w:p>
-        </w:tc>
-      </w:tr>
-      <w:tr>
-        <w:tc>
-          <w:tcPr>
-            <w:tcW w:type="dxa" w:w="3324"/>
-          </w:tcPr>
-          <w:p>
-            <w:r/>
-            <w:r>
-              <w:rPr>
-                <w:rFonts w:ascii="Times New Roman" w:hAnsi="Times New Roman"/>
-                <w:sz w:val="24"/>
-              </w:rPr>
-              <w:t>10</w:t>
-            </w:r>
-          </w:p>
-        </w:tc>
-        <w:tc>
-          <w:tcPr>
-            <w:tcW w:type="dxa" w:w="3324"/>
-          </w:tcPr>
-          <w:p>
-            <w:r/>
-            <w:r>
-              <w:rPr>
-                <w:rFonts w:ascii="Times New Roman" w:hAnsi="Times New Roman"/>
-                <w:sz w:val="24"/>
-              </w:rPr>
-              <w:t>Копии учредительных документов (устав, решение единственного участника о создании ООО)</w:t>
-            </w:r>
-          </w:p>
-        </w:tc>
-        <w:tc>
-          <w:tcPr>
-            <w:tcW w:type="dxa" w:w="3324"/>
-          </w:tcPr>
-          <w:p>
-            <w:r/>
-            <w:r>
-              <w:rPr>
-                <w:rFonts w:ascii="Times New Roman" w:hAnsi="Times New Roman"/>
-                <w:sz w:val="24"/>
-              </w:rPr>
-              <w:t>6</w:t>
-            </w:r>
-          </w:p>
-        </w:tc>
-      </w:tr>
-      <w:tr>
-        <w:tc>
-          <w:tcPr>
-            <w:tcW w:type="dxa" w:w="3324"/>
-          </w:tcPr>
-          <w:p>
-            <w:r/>
-            <w:r>
-              <w:rPr>
-                <w:rFonts w:ascii="Times New Roman" w:hAnsi="Times New Roman"/>
-                <w:sz w:val="24"/>
-              </w:rPr>
-              <w:t>11</w:t>
-            </w:r>
-          </w:p>
-        </w:tc>
-        <w:tc>
-          <w:tcPr>
-            <w:tcW w:type="dxa" w:w="3324"/>
-          </w:tcPr>
-          <w:p>
-            <w:r/>
-            <w:r>
-              <w:rPr>
-                <w:rFonts w:ascii="Times New Roman" w:hAnsi="Times New Roman"/>
-                <w:sz w:val="24"/>
-              </w:rPr>
-              <w:t>Копия договора аренды нежилого помещения</w:t>
-            </w:r>
-          </w:p>
-        </w:tc>
-        <w:tc>
-          <w:tcPr>
-            <w:tcW w:type="dxa" w:w="3324"/>
-          </w:tcPr>
-          <w:p>
-            <w:r/>
-            <w:r>
-              <w:rPr>
-                <w:rFonts w:ascii="Times New Roman" w:hAnsi="Times New Roman"/>
-                <w:sz w:val="24"/>
-              </w:rPr>
-              <w:t>4</w:t>
-            </w:r>
-          </w:p>
-        </w:tc>
-      </w:tr>
-      <w:tr>
-        <w:tc>
-          <w:tcPr>
-            <w:tcW w:type="dxa" w:w="3324"/>
-          </w:tcPr>
-          <w:p>
-            <w:r/>
-            <w:r>
-              <w:rPr>
-                <w:rFonts w:ascii="Times New Roman" w:hAnsi="Times New Roman"/>
-                <w:sz w:val="24"/>
-              </w:rPr>
-              <w:t>12</w:t>
-            </w:r>
-          </w:p>
-        </w:tc>
-        <w:tc>
-          <w:tcPr>
-            <w:tcW w:type="dxa" w:w="3324"/>
-          </w:tcPr>
-          <w:p>
-            <w:r/>
-            <w:r>
-              <w:rPr>
-                <w:rFonts w:ascii="Times New Roman" w:hAnsi="Times New Roman"/>
-                <w:sz w:val="24"/>
-              </w:rPr>
-              <w:t>Копия приказа о порядке обеспечения защиты конфиденциальной информации</w:t>
-            </w:r>
-          </w:p>
-        </w:tc>
-        <w:tc>
-          <w:tcPr>
-            <w:tcW w:type="dxa" w:w="3324"/>
-          </w:tcPr>
-          <w:p>
-            <w:r/>
-            <w:r>
-              <w:rPr>
-                <w:rFonts w:ascii="Times New Roman" w:hAnsi="Times New Roman"/>
-                <w:sz w:val="24"/>
+                <w:sz w:val="22"/>
               </w:rPr>
               <w:t>2</w:t>
-            </w:r>
-          </w:p>
-        </w:tc>
-      </w:tr>
-      <w:tr>
-        <w:tc>
-          <w:tcPr>
-            <w:tcW w:type="dxa" w:w="3324"/>
-          </w:tcPr>
-          <w:p>
-            <w:r/>
-            <w:r>
-              <w:rPr>
-                <w:rFonts w:ascii="Times New Roman" w:hAnsi="Times New Roman"/>
-                <w:sz w:val="24"/>
-              </w:rPr>
-              <w:t>13</w:t>
-            </w:r>
-          </w:p>
-        </w:tc>
-        <w:tc>
-          <w:tcPr>
-            <w:tcW w:type="dxa" w:w="3324"/>
-          </w:tcPr>
-          <w:p>
-            <w:r/>
-            <w:r>
-              <w:rPr>
-                <w:rFonts w:ascii="Times New Roman" w:hAnsi="Times New Roman"/>
-                <w:sz w:val="24"/>
-              </w:rPr>
-              <w:t>Перечень сертифицированных средств защиты информации с копиями сертификатов соответствия</w:t>
-            </w:r>
-          </w:p>
-        </w:tc>
-        <w:tc>
-          <w:tcPr>
-            <w:tcW w:type="dxa" w:w="3324"/>
-          </w:tcPr>
-          <w:p>
-            <w:r/>
-            <w:r>
-              <w:rPr>
-                <w:rFonts w:ascii="Times New Roman" w:hAnsi="Times New Roman"/>
-                <w:sz w:val="24"/>
-              </w:rPr>
-              <w:t>3</w:t>
-            </w:r>
-          </w:p>
-        </w:tc>
-      </w:tr>
-      <w:tr>
-        <w:tc>
-          <w:tcPr>
-            <w:tcW w:type="dxa" w:w="3324"/>
-          </w:tcPr>
-          <w:p>
-            <w:r/>
-            <w:r>
-              <w:rPr>
-                <w:rFonts w:ascii="Times New Roman" w:hAnsi="Times New Roman"/>
-                <w:sz w:val="24"/>
-              </w:rPr>
-              <w:t>14</w:t>
-            </w:r>
-          </w:p>
-        </w:tc>
-        <w:tc>
-          <w:tcPr>
-            <w:tcW w:type="dxa" w:w="3324"/>
-          </w:tcPr>
-          <w:p>
-            <w:r/>
-            <w:r>
-              <w:rPr>
-                <w:rFonts w:ascii="Times New Roman" w:hAnsi="Times New Roman"/>
-                <w:sz w:val="24"/>
-              </w:rPr>
-              <w:t>Копия договора купли-продажи оборудования (подтверждение прав на оборудование и ПО)</w:t>
-            </w:r>
-          </w:p>
-        </w:tc>
-        <w:tc>
-          <w:tcPr>
-            <w:tcW w:type="dxa" w:w="3324"/>
-          </w:tcPr>
-          <w:p>
-            <w:r/>
-            <w:r>
-              <w:rPr>
-                <w:rFonts w:ascii="Times New Roman" w:hAnsi="Times New Roman"/>
-                <w:sz w:val="24"/>
-              </w:rPr>
-              <w:t>2</w:t>
-            </w:r>
-          </w:p>
-        </w:tc>
-      </w:tr>
-      <w:tr>
-        <w:tc>
-          <w:tcPr>
-            <w:tcW w:type="dxa" w:w="3324"/>
-          </w:tcPr>
-          <w:p>
-            <w:r/>
-            <w:r>
-              <w:rPr>
-                <w:rFonts w:ascii="Times New Roman" w:hAnsi="Times New Roman"/>
-                <w:sz w:val="24"/>
-              </w:rPr>
-              <w:t>15</w:t>
-            </w:r>
-          </w:p>
-        </w:tc>
-        <w:tc>
-          <w:tcPr>
-            <w:tcW w:type="dxa" w:w="3324"/>
-          </w:tcPr>
-          <w:p>
-            <w:r/>
-            <w:r>
-              <w:rPr>
-                <w:rFonts w:ascii="Times New Roman" w:hAnsi="Times New Roman"/>
-                <w:sz w:val="24"/>
-              </w:rPr>
-              <w:t>Квитанция об уплате государственной пошлины (7 500 руб.)</w:t>
-            </w:r>
-          </w:p>
-        </w:tc>
-        <w:tc>
-          <w:tcPr>
-            <w:tcW w:type="dxa" w:w="3324"/>
-          </w:tcPr>
-          <w:p>
-            <w:r/>
-            <w:r>
-              <w:rPr>
-                <w:rFonts w:ascii="Times New Roman" w:hAnsi="Times New Roman"/>
-                <w:sz w:val="24"/>
-              </w:rPr>
-              <w:t>1</w:t>
             </w:r>
           </w:p>
         </w:tc>
@@ -877,12 +1444,7 @@
         <w:jc w:val="both"/>
       </w:pPr>
       <w:r>
-        <w:rPr>
-          <w:b w:val="0"/>
-          <w:i w:val="0"/>
-          <w:sz w:val="28"/>
-        </w:rPr>
-        <w:t>Всего документов: 15, всего листов: 37.</w:t>
+        <w:t>Всего документов: 24; всего листов: 61. Собственная опись вложения в этот итог не включена.</w:t>
       </w:r>
     </w:p>
     <w:p>
